--- a/rapports/2026-06-06/EQ17/EQ17_sup_v2/DR_malforme_1_31101E_11/22-82-83-03.docx
+++ b/rapports/2026-06-06/EQ17/EQ17_sup_v2/DR_malforme_1_31101E_11/22-82-83-03.docx
@@ -297,7 +297,7 @@
           <w:color w:val="1F6FEB"/>
           <w:sz w:val="22"/>
         </w:rPr>
-        <w:t>⚠ INCOHÉRENCES À CORRIGER (95)</w:t>
+        <w:t>⚠ INCOHÉRENCES À CORRIGER (94)</w:t>
       </w:r>
     </w:p>
     <w:tbl>
@@ -6156,96 +6156,6 @@
                 <w:sz w:val="17"/>
               </w:rPr>
               <w:t>La principale source de financement qui vous a aidé à démarrer vente de charbon de bois est Appui du conjoint et semble exister dans les modalités, prière de prendre attache avec le QG pour plus d'explication afin de la classer bien.</w:t>
-            </w:r>
-          </w:p>
-        </w:tc>
-      </w:tr>
-      <w:tr>
-        <w:tc>
-          <w:tcPr>
-            <w:tcW w:type="dxa" w:w="964"/>
-          </w:tcPr>
-          <w:p>
-            <w:r>
-              <w:rPr>
-                <w:b/>
-                <w:i w:val="0"/>
-                <w:color w:val="EA580C"/>
-                <w:sz w:val="16"/>
-              </w:rPr>
-              <w:t>Moyenne</w:t>
-            </w:r>
-          </w:p>
-        </w:tc>
-        <w:tc>
-          <w:tcPr>
-            <w:tcW w:type="dxa" w:w="1247"/>
-          </w:tcPr>
-          <w:p>
-            <w:r>
-              <w:rPr>
-                <w:b/>
-                <w:i w:val="0"/>
-                <w:sz w:val="16"/>
-              </w:rPr>
-              <w:t>S13</w:t>
-              <w:br/>
-            </w:r>
-            <w:r>
-              <w:rPr>
-                <w:b w:val="0"/>
-                <w:i w:val="0"/>
-                <w:color w:val="64748B"/>
-                <w:sz w:val="14"/>
-              </w:rPr>
-              <w:t>Transferts</w:t>
-            </w:r>
-          </w:p>
-        </w:tc>
-        <w:tc>
-          <w:tcPr>
-            <w:tcW w:type="dxa" w:w="1531"/>
-          </w:tcPr>
-          <w:p>
-            <w:r>
-              <w:rPr>
-                <w:b/>
-                <w:i w:val="0"/>
-                <w:color w:val="16A34A"/>
-                <w:sz w:val="16"/>
-              </w:rPr>
-              <w:t>s00q07a, s00q08, s00q10, s00q13_0, s00q15_0, s00q17_0, s00q23a, s00q23b</w:t>
-            </w:r>
-          </w:p>
-        </w:tc>
-        <w:tc>
-          <w:tcPr>
-            <w:tcW w:type="dxa" w:w="1191"/>
-          </w:tcPr>
-          <w:p>
-            <w:r>
-              <w:rPr>
-                <w:b w:val="0"/>
-                <w:i w:val="0"/>
-                <w:color w:val="64748B"/>
-                <w:sz w:val="16"/>
-              </w:rPr>
-              <w:t>GT-CQ</w:t>
-            </w:r>
-          </w:p>
-        </w:tc>
-        <w:tc>
-          <w:tcPr>
-            <w:tcW w:type="dxa" w:w="4706"/>
-          </w:tcPr>
-          <w:p>
-            <w:r>
-              <w:rPr>
-                <w:b w:val="0"/>
-                <w:i w:val="0"/>
-                <w:sz w:val="17"/>
-              </w:rPr>
-              <w:t>L'enquêteur prière de fournir d'effort pour avoir le niveau d'étude et l'âge de celui qui a béneficié de l'argent dans la section 13b (Transfert emis).</w:t>
             </w:r>
           </w:p>
         </w:tc>
